--- a/Formatos_Cruce/Paz y salvo efectivo.docx
+++ b/Formatos_Cruce/Paz y salvo efectivo.docx
@@ -382,23 +382,7 @@
           <w:noProof/>
           <w:lang w:val="es-CO" w:eastAsia="en-US"/>
         </w:rPr>
-        <w:t>{{</w:t>
-      </w:r>
-      <w:r>
-        <w:rPr>
-          <w:rFonts w:ascii="Arial" w:eastAsia="Calibri" w:hAnsi="Arial" w:cs="Arial"/>
-          <w:noProof/>
-          <w:lang w:val="es-CO" w:eastAsia="en-US"/>
-        </w:rPr>
-        <w:t>ENTRADA</w:t>
-      </w:r>
-      <w:r>
-        <w:rPr>
-          <w:rFonts w:ascii="Arial" w:eastAsia="Calibri" w:hAnsi="Arial" w:cs="Arial"/>
-          <w:noProof/>
-          <w:lang w:val="es-CO" w:eastAsia="en-US"/>
-        </w:rPr>
-        <w:t>}}</w:t>
+        <w:t>{{entrada}}</w:t>
       </w:r>
       <w:r>
         <w:rPr>
@@ -618,8 +602,26 @@
           <w:noProof/>
           <w:lang w:val="es-CO" w:eastAsia="en-US"/>
         </w:rPr>
-        <w:t>{{cta_contrato}}</w:t>
-      </w:r>
+        <w:t>{{</w:t>
+      </w:r>
+      <w:r>
+        <w:rPr>
+          <w:rFonts w:ascii="Arial" w:eastAsia="Calibri" w:hAnsi="Arial" w:cs="Arial"/>
+          <w:noProof/>
+          <w:lang w:val="es-CO" w:eastAsia="en-US"/>
+        </w:rPr>
+        <w:t>Ctacontrato</w:t>
+      </w:r>
+      <w:bookmarkStart w:id="0" w:name="_GoBack"/>
+      <w:r>
+        <w:rPr>
+          <w:rFonts w:ascii="Arial" w:eastAsia="Calibri" w:hAnsi="Arial" w:cs="Arial"/>
+          <w:noProof/>
+          <w:lang w:val="es-CO" w:eastAsia="en-US"/>
+        </w:rPr>
+        <w:t>}}</w:t>
+      </w:r>
+      <w:bookmarkEnd w:id="0"/>
       <w:r>
         <w:rPr>
           <w:rFonts w:ascii="Arial" w:eastAsia="Calibri" w:hAnsi="Arial" w:cs="Arial"/>
@@ -771,7 +773,7 @@
           <w:noProof/>
           <w:lang w:val="es-CO" w:eastAsia="en-US"/>
         </w:rPr>
-        <w:t>{{n</w:t>
+        <w:t>{{</w:t>
       </w:r>
       <w:r>
         <w:rPr>
@@ -779,25 +781,7 @@
           <w:noProof/>
           <w:lang w:val="es-CO" w:eastAsia="en-US"/>
         </w:rPr>
-        <w:t>ombre_</w:t>
-      </w:r>
-      <w:r>
-        <w:rPr>
-          <w:rFonts w:ascii="Arial" w:eastAsia="Calibri" w:hAnsi="Arial" w:cs="Arial"/>
-          <w:noProof/>
-          <w:lang w:val="es-CO" w:eastAsia="en-US"/>
-        </w:rPr>
-        <w:t>r</w:t>
-      </w:r>
-      <w:bookmarkStart w:id="0" w:name="_GoBack"/>
-      <w:bookmarkEnd w:id="0"/>
-      <w:r>
-        <w:rPr>
-          <w:rFonts w:ascii="Arial" w:eastAsia="Calibri" w:hAnsi="Arial" w:cs="Arial"/>
-          <w:noProof/>
-          <w:lang w:val="es-CO" w:eastAsia="en-US"/>
-        </w:rPr>
-        <w:t>adicado</w:t>
+        <w:t>Nombre_Radicado</w:t>
       </w:r>
       <w:r>
         <w:rPr>
@@ -1384,7 +1368,27 @@
           <w:noProof/>
           <w:lang w:val="es-CO" w:eastAsia="es-CO"/>
         </w:rPr>
-        <w:t>{{cta_contrato}}</w:t>
+        <w:t>{{</w:t>
+      </w:r>
+      <w:r>
+        <w:rPr>
+          <w:rFonts w:ascii="Arial" w:eastAsia="Calibri" w:hAnsi="Arial" w:cs="Arial"/>
+          <w:b/>
+          <w:bCs/>
+          <w:noProof/>
+          <w:lang w:val="es-CO" w:eastAsia="es-CO"/>
+        </w:rPr>
+        <w:t>Ctacontrato</w:t>
+      </w:r>
+      <w:r>
+        <w:rPr>
+          <w:rFonts w:ascii="Arial" w:eastAsia="Calibri" w:hAnsi="Arial" w:cs="Arial"/>
+          <w:b/>
+          <w:bCs/>
+          <w:noProof/>
+          <w:lang w:val="es-CO" w:eastAsia="es-CO"/>
+        </w:rPr>
+        <w:t>}}</w:t>
       </w:r>
       <w:r>
         <w:rPr>
@@ -2425,17 +2429,1326 @@
     </w:p>
     <w:p>
       <w:pPr>
-        <w:jc w:val="both"/>
-      </w:pPr>
+        <w:rPr>
+          <w:rFonts w:ascii="Arial" w:hAnsi="Arial" w:cs="Arial"/>
+          <w:sz w:val="16"/>
+          <w:szCs w:val="16"/>
+        </w:rPr>
+      </w:pPr>
+      <w:r>
+        <w:rPr>
+          <w:rFonts w:ascii="Arial" w:hAnsi="Arial" w:cs="Arial"/>
+          <w:sz w:val="16"/>
+          <w:szCs w:val="16"/>
+        </w:rPr>
+        <w:br w:type="page"/>
+      </w:r>
     </w:p>
     <w:p>
       <w:pPr>
+        <w:spacing w:line="259" w:lineRule="auto"/>
+        <w:ind w:left="4253"/>
+        <w:rPr>
+          <w:rFonts w:ascii="Arial" w:eastAsia="Calibri" w:hAnsi="Arial" w:cs="Arial"/>
+          <w:lang w:val="es-CO" w:eastAsia="en-US"/>
+        </w:rPr>
+      </w:pPr>
+      <w:r>
+        <w:rPr>
+          <w:rFonts w:ascii="Arial" w:eastAsia="Calibri" w:hAnsi="Arial" w:cs="Arial"/>
+          <w:lang w:val="es-CO" w:eastAsia="en-US"/>
+        </w:rPr>
+        <w:lastRenderedPageBreak/>
+        <w:t>Bogotá D.C., XX de XXX de 2026</w:t>
+      </w:r>
+    </w:p>
+    <w:p>
+      <w:pPr>
+        <w:rPr>
+          <w:rFonts w:ascii="Arial" w:eastAsia="Calibri" w:hAnsi="Arial" w:cs="Arial"/>
+          <w:lang w:val="es-CO" w:eastAsia="en-US"/>
+        </w:rPr>
+      </w:pPr>
+      <w:r>
+        <w:rPr>
+          <w:rFonts w:ascii="Arial" w:eastAsia="Calibri" w:hAnsi="Arial" w:cs="Arial"/>
+          <w:lang w:val="es-CO" w:eastAsia="en-US"/>
+        </w:rPr>
+        <w:t>Señor (a)</w:t>
+      </w:r>
+    </w:p>
+    <w:p>
+      <w:pPr>
+        <w:rPr>
+          <w:rFonts w:ascii="Arial" w:eastAsia="Calibri" w:hAnsi="Arial" w:cs="Arial"/>
+          <w:lang w:val="es-CO" w:eastAsia="en-US"/>
+        </w:rPr>
+      </w:pPr>
+      <w:r>
+        <w:rPr>
+          <w:rFonts w:ascii="Arial" w:eastAsia="Calibri" w:hAnsi="Arial" w:cs="Arial"/>
+          <w:lang w:val="es-CO" w:eastAsia="en-US"/>
+        </w:rPr>
+        <w:fldChar w:fldCharType="begin"/>
+      </w:r>
+      <w:r>
+        <w:rPr>
+          <w:rFonts w:ascii="Arial" w:eastAsia="Calibri" w:hAnsi="Arial" w:cs="Arial"/>
+          <w:lang w:val="es-CO" w:eastAsia="en-US"/>
+        </w:rPr>
+        <w:instrText xml:space="preserve"> MERGEFIELD nombre_radicado \* Upper</w:instrText>
+      </w:r>
+      <w:r>
+        <w:rPr>
+          <w:rFonts w:ascii="Arial" w:eastAsia="Calibri" w:hAnsi="Arial" w:cs="Arial"/>
+          <w:lang w:val="es-CO" w:eastAsia="en-US"/>
+        </w:rPr>
+        <w:fldChar w:fldCharType="separate"/>
+      </w:r>
+      <w:r>
+        <w:rPr>
+          <w:rFonts w:ascii="Arial" w:eastAsia="Calibri" w:hAnsi="Arial" w:cs="Arial"/>
+          <w:noProof/>
+          <w:lang w:val="es-CO" w:eastAsia="en-US"/>
+        </w:rPr>
+        <w:t>{{nombre_radicado}}</w:t>
+      </w:r>
+      <w:r>
+        <w:rPr>
+          <w:rFonts w:ascii="Arial" w:eastAsia="Calibri" w:hAnsi="Arial" w:cs="Arial"/>
+          <w:lang w:val="es-CO" w:eastAsia="en-US"/>
+        </w:rPr>
+        <w:fldChar w:fldCharType="end"/>
+      </w:r>
+    </w:p>
+    <w:p>
+      <w:pPr>
+        <w:rPr>
+          <w:rFonts w:ascii="Arial" w:eastAsia="Calibri" w:hAnsi="Arial" w:cs="Arial"/>
+          <w:lang w:val="es-CO" w:eastAsia="en-US"/>
+        </w:rPr>
+      </w:pPr>
+      <w:r>
+        <w:rPr>
+          <w:rFonts w:ascii="Arial" w:eastAsia="Calibri" w:hAnsi="Arial" w:cs="Arial"/>
+          <w:lang w:val="es-CO" w:eastAsia="en-US"/>
+        </w:rPr>
+        <w:fldChar w:fldCharType="begin"/>
+      </w:r>
+      <w:r>
+        <w:rPr>
+          <w:rFonts w:ascii="Arial" w:eastAsia="Calibri" w:hAnsi="Arial" w:cs="Arial"/>
+          <w:lang w:val="es-CO" w:eastAsia="en-US"/>
+        </w:rPr>
+        <w:instrText xml:space="preserve"> MERGEFIELD direccion </w:instrText>
+      </w:r>
+      <w:r>
+        <w:rPr>
+          <w:rFonts w:ascii="Arial" w:eastAsia="Calibri" w:hAnsi="Arial" w:cs="Arial"/>
+          <w:lang w:val="es-CO" w:eastAsia="en-US"/>
+        </w:rPr>
+        <w:fldChar w:fldCharType="separate"/>
+      </w:r>
+      <w:r>
+        <w:rPr>
+          <w:rFonts w:ascii="Arial" w:eastAsia="Calibri" w:hAnsi="Arial" w:cs="Arial"/>
+          <w:noProof/>
+          <w:lang w:val="es-CO" w:eastAsia="en-US"/>
+        </w:rPr>
+        <w:t>{{</w:t>
+      </w:r>
+      <w:r>
+        <w:rPr>
+          <w:rFonts w:ascii="Arial" w:eastAsia="Calibri" w:hAnsi="Arial" w:cs="Arial"/>
+          <w:noProof/>
+          <w:lang w:val="es-CO" w:eastAsia="en-US"/>
+        </w:rPr>
+        <w:t>direccion</w:t>
+      </w:r>
+      <w:r>
+        <w:rPr>
+          <w:rFonts w:ascii="Arial" w:eastAsia="Calibri" w:hAnsi="Arial" w:cs="Arial"/>
+          <w:noProof/>
+          <w:lang w:val="es-CO" w:eastAsia="en-US"/>
+        </w:rPr>
+        <w:t>}}</w:t>
+      </w:r>
+      <w:r>
+        <w:rPr>
+          <w:rFonts w:ascii="Arial" w:eastAsia="Calibri" w:hAnsi="Arial" w:cs="Arial"/>
+          <w:lang w:val="es-CO" w:eastAsia="en-US"/>
+        </w:rPr>
+        <w:fldChar w:fldCharType="end"/>
+      </w:r>
+    </w:p>
+    <w:p>
+      <w:pPr>
+        <w:rPr>
+          <w:rFonts w:ascii="Arial" w:eastAsia="Calibri" w:hAnsi="Arial" w:cs="Arial"/>
+          <w:lang w:val="es-CO" w:eastAsia="en-US"/>
+        </w:rPr>
+      </w:pPr>
+      <w:r>
+        <w:rPr>
+          <w:rFonts w:ascii="Arial" w:eastAsia="Calibri" w:hAnsi="Arial" w:cs="Arial"/>
+          <w:lang w:val="es-CO" w:eastAsia="en-US"/>
+        </w:rPr>
+        <w:fldChar w:fldCharType="begin"/>
+      </w:r>
+      <w:r>
+        <w:rPr>
+          <w:rFonts w:ascii="Arial" w:eastAsia="Calibri" w:hAnsi="Arial" w:cs="Arial"/>
+          <w:lang w:val="es-CO" w:eastAsia="en-US"/>
+        </w:rPr>
+        <w:instrText xml:space="preserve"> MERGEFIELD correo </w:instrText>
+      </w:r>
+      <w:r>
+        <w:rPr>
+          <w:rFonts w:ascii="Arial" w:eastAsia="Calibri" w:hAnsi="Arial" w:cs="Arial"/>
+          <w:lang w:val="es-CO" w:eastAsia="en-US"/>
+        </w:rPr>
+        <w:fldChar w:fldCharType="separate"/>
+      </w:r>
+      <w:r>
+        <w:rPr>
+          <w:rFonts w:ascii="Arial" w:eastAsia="Calibri" w:hAnsi="Arial" w:cs="Arial"/>
+          <w:noProof/>
+          <w:lang w:val="es-CO" w:eastAsia="en-US"/>
+        </w:rPr>
+        <w:t>{{</w:t>
+      </w:r>
+      <w:r>
+        <w:rPr>
+          <w:rFonts w:ascii="Arial" w:eastAsia="Calibri" w:hAnsi="Arial" w:cs="Arial"/>
+          <w:noProof/>
+          <w:lang w:val="es-CO" w:eastAsia="en-US"/>
+        </w:rPr>
+        <w:t>correo</w:t>
+      </w:r>
+      <w:r>
+        <w:rPr>
+          <w:rFonts w:ascii="Arial" w:eastAsia="Calibri" w:hAnsi="Arial" w:cs="Arial"/>
+          <w:noProof/>
+          <w:lang w:val="es-CO" w:eastAsia="en-US"/>
+        </w:rPr>
+        <w:t>}}</w:t>
+      </w:r>
+      <w:r>
+        <w:rPr>
+          <w:rFonts w:ascii="Arial" w:eastAsia="Calibri" w:hAnsi="Arial" w:cs="Arial"/>
+          <w:lang w:val="es-CO" w:eastAsia="en-US"/>
+        </w:rPr>
+        <w:fldChar w:fldCharType="end"/>
+      </w:r>
+    </w:p>
+    <w:p>
+      <w:pPr>
+        <w:rPr>
+          <w:rFonts w:ascii="Arial" w:eastAsia="Calibri" w:hAnsi="Arial" w:cs="Arial"/>
+          <w:lang w:val="es-CO" w:eastAsia="en-US"/>
+        </w:rPr>
+      </w:pPr>
+      <w:r>
+        <w:rPr>
+          <w:rFonts w:ascii="Arial" w:eastAsia="Calibri" w:hAnsi="Arial" w:cs="Arial"/>
+          <w:lang w:val="es-CO" w:eastAsia="en-US"/>
+        </w:rPr>
+        <w:t xml:space="preserve">Teléfono: </w:t>
+      </w:r>
+      <w:r>
+        <w:rPr>
+          <w:rFonts w:ascii="Arial" w:eastAsia="Calibri" w:hAnsi="Arial" w:cs="Arial"/>
+          <w:lang w:val="es-CO" w:eastAsia="en-US"/>
+        </w:rPr>
+        <w:fldChar w:fldCharType="begin"/>
+      </w:r>
+      <w:r>
+        <w:rPr>
+          <w:rFonts w:ascii="Arial" w:eastAsia="Calibri" w:hAnsi="Arial" w:cs="Arial"/>
+          <w:lang w:val="es-CO" w:eastAsia="en-US"/>
+        </w:rPr>
+        <w:instrText xml:space="preserve"> MERGEFIELD telefono </w:instrText>
+      </w:r>
+      <w:r>
+        <w:rPr>
+          <w:rFonts w:ascii="Arial" w:eastAsia="Calibri" w:hAnsi="Arial" w:cs="Arial"/>
+          <w:lang w:val="es-CO" w:eastAsia="en-US"/>
+        </w:rPr>
+        <w:fldChar w:fldCharType="separate"/>
+      </w:r>
+      <w:r>
+        <w:rPr>
+          <w:rFonts w:ascii="Arial" w:eastAsia="Calibri" w:hAnsi="Arial" w:cs="Arial"/>
+          <w:noProof/>
+          <w:lang w:val="es-CO" w:eastAsia="en-US"/>
+        </w:rPr>
+        <w:t>{{</w:t>
+      </w:r>
+      <w:r>
+        <w:rPr>
+          <w:rFonts w:ascii="Arial" w:eastAsia="Calibri" w:hAnsi="Arial" w:cs="Arial"/>
+          <w:noProof/>
+          <w:lang w:val="es-CO" w:eastAsia="en-US"/>
+        </w:rPr>
+        <w:t>telefono</w:t>
+      </w:r>
+      <w:r>
+        <w:rPr>
+          <w:rFonts w:ascii="Arial" w:eastAsia="Calibri" w:hAnsi="Arial" w:cs="Arial"/>
+          <w:noProof/>
+          <w:lang w:val="es-CO" w:eastAsia="en-US"/>
+        </w:rPr>
+        <w:t>}}</w:t>
+      </w:r>
+      <w:r>
+        <w:rPr>
+          <w:rFonts w:ascii="Arial" w:eastAsia="Calibri" w:hAnsi="Arial" w:cs="Arial"/>
+          <w:lang w:val="es-CO" w:eastAsia="en-US"/>
+        </w:rPr>
+        <w:fldChar w:fldCharType="end"/>
+      </w:r>
+    </w:p>
+    <w:p>
+      <w:pPr>
+        <w:rPr>
+          <w:rFonts w:ascii="Arial" w:eastAsia="Calibri" w:hAnsi="Arial" w:cs="Arial"/>
+          <w:lang w:val="es-CO" w:eastAsia="en-US"/>
+        </w:rPr>
+      </w:pPr>
+      <w:r>
+        <w:rPr>
+          <w:rFonts w:ascii="Arial" w:eastAsia="Calibri" w:hAnsi="Arial" w:cs="Arial"/>
+          <w:lang w:val="es-CO" w:eastAsia="en-US"/>
+        </w:rPr>
+        <w:t>Bogotá D.C.</w:t>
+      </w:r>
+    </w:p>
+    <w:p>
+      <w:pPr>
+        <w:rPr>
+          <w:rFonts w:ascii="Arial" w:eastAsia="Calibri" w:hAnsi="Arial" w:cs="Arial"/>
+          <w:lang w:val="es-CO" w:eastAsia="en-US"/>
+        </w:rPr>
+      </w:pPr>
+    </w:p>
+    <w:p>
+      <w:pPr>
+        <w:spacing w:line="259" w:lineRule="auto"/>
+        <w:ind w:left="3828"/>
+        <w:rPr>
+          <w:rFonts w:ascii="Arial" w:eastAsia="Calibri" w:hAnsi="Arial" w:cs="Arial"/>
+          <w:lang w:val="es-CO" w:eastAsia="en-US"/>
+        </w:rPr>
+      </w:pPr>
+      <w:r>
+        <w:rPr>
+          <w:rFonts w:ascii="Arial" w:eastAsia="Calibri" w:hAnsi="Arial" w:cs="Arial"/>
+          <w:b/>
+          <w:bCs/>
+          <w:lang w:val="es-CO" w:eastAsia="en-US"/>
+        </w:rPr>
+        <w:t>Radicado:</w:t>
+      </w:r>
+      <w:r>
+        <w:rPr>
+          <w:rFonts w:ascii="Arial" w:eastAsia="Calibri" w:hAnsi="Arial" w:cs="Arial"/>
+          <w:lang w:val="es-CO" w:eastAsia="en-US"/>
+        </w:rPr>
+        <w:t xml:space="preserve"> </w:t>
+      </w:r>
+      <w:r>
+        <w:rPr>
+          <w:rFonts w:ascii="Arial" w:eastAsia="Calibri" w:hAnsi="Arial" w:cs="Arial"/>
+          <w:lang w:val="es-CO" w:eastAsia="en-US"/>
+        </w:rPr>
+        <w:fldChar w:fldCharType="begin"/>
+      </w:r>
+      <w:r>
+        <w:rPr>
+          <w:rFonts w:ascii="Arial" w:eastAsia="Calibri" w:hAnsi="Arial" w:cs="Arial"/>
+          <w:lang w:val="es-CO" w:eastAsia="en-US"/>
+        </w:rPr>
+        <w:instrText xml:space="preserve"> MERGEFIELD ENTRADA </w:instrText>
+      </w:r>
+      <w:r>
+        <w:rPr>
+          <w:rFonts w:ascii="Arial" w:eastAsia="Calibri" w:hAnsi="Arial" w:cs="Arial"/>
+          <w:lang w:val="es-CO" w:eastAsia="en-US"/>
+        </w:rPr>
+        <w:fldChar w:fldCharType="separate"/>
+      </w:r>
+      <w:r>
+        <w:rPr>
+          <w:rFonts w:ascii="Arial" w:eastAsia="Calibri" w:hAnsi="Arial" w:cs="Arial"/>
+          <w:noProof/>
+          <w:lang w:val="es-CO" w:eastAsia="en-US"/>
+        </w:rPr>
+        <w:t>{{entrada}}</w:t>
+      </w:r>
+      <w:r>
+        <w:rPr>
+          <w:rFonts w:ascii="Arial" w:eastAsia="Calibri" w:hAnsi="Arial" w:cs="Arial"/>
+          <w:lang w:val="es-CO" w:eastAsia="en-US"/>
+        </w:rPr>
+        <w:fldChar w:fldCharType="end"/>
+      </w:r>
+      <w:r>
+        <w:rPr>
+          <w:rFonts w:ascii="Arial" w:eastAsia="Calibri" w:hAnsi="Arial" w:cs="Arial"/>
+          <w:lang w:val="es-CO" w:eastAsia="en-US"/>
+        </w:rPr>
+        <w:t xml:space="preserve"> del </w:t>
+      </w:r>
+      <w:r>
+        <w:rPr>
+          <w:rFonts w:ascii="Arial" w:eastAsia="Calibri" w:hAnsi="Arial" w:cs="Arial"/>
+          <w:lang w:val="es-CO" w:eastAsia="en-US"/>
+        </w:rPr>
+        <w:fldChar w:fldCharType="begin"/>
+      </w:r>
+      <w:r>
+        <w:rPr>
+          <w:rFonts w:ascii="Arial" w:eastAsia="Calibri" w:hAnsi="Arial" w:cs="Arial"/>
+          <w:lang w:val="es-CO" w:eastAsia="en-US"/>
+        </w:rPr>
+        <w:instrText xml:space="preserve"> MERGEFIELD fecha_de_radicado \@ "dd/MM/yy</w:instrText>
+      </w:r>
+      <w:r>
+        <w:rPr>
+          <w:rFonts w:ascii="Arial" w:eastAsia="Calibri" w:hAnsi="Arial" w:cs="Arial"/>
+          <w:lang w:val="es-CO" w:eastAsia="en-US"/>
+        </w:rPr>
+        <w:instrText>yy</w:instrText>
+      </w:r>
+      <w:r>
+        <w:rPr>
+          <w:rFonts w:ascii="Arial" w:eastAsia="Calibri" w:hAnsi="Arial" w:cs="Arial"/>
+          <w:lang w:val="es-CO" w:eastAsia="en-US"/>
+        </w:rPr>
+        <w:instrText>"</w:instrText>
+      </w:r>
+      <w:r>
+        <w:rPr>
+          <w:rFonts w:ascii="Arial" w:eastAsia="Calibri" w:hAnsi="Arial" w:cs="Arial"/>
+          <w:lang w:val="es-CO" w:eastAsia="en-US"/>
+        </w:rPr>
+        <w:fldChar w:fldCharType="separate"/>
+      </w:r>
+      <w:r>
+        <w:rPr>
+          <w:rFonts w:ascii="Arial" w:eastAsia="Calibri" w:hAnsi="Arial" w:cs="Arial"/>
+          <w:noProof/>
+          <w:lang w:val="es-CO" w:eastAsia="en-US"/>
+        </w:rPr>
+        <w:t>{{</w:t>
+      </w:r>
+      <w:r>
+        <w:rPr>
+          <w:rFonts w:ascii="Arial" w:eastAsia="Calibri" w:hAnsi="Arial" w:cs="Arial"/>
+          <w:noProof/>
+          <w:lang w:val="es-CO" w:eastAsia="en-US"/>
+        </w:rPr>
+        <w:t>fecha_de_radicado</w:t>
+      </w:r>
+      <w:r>
+        <w:rPr>
+          <w:rFonts w:ascii="Arial" w:eastAsia="Calibri" w:hAnsi="Arial" w:cs="Arial"/>
+          <w:noProof/>
+          <w:lang w:val="es-CO" w:eastAsia="en-US"/>
+        </w:rPr>
+        <w:t>}}</w:t>
+      </w:r>
+      <w:r>
+        <w:rPr>
+          <w:rFonts w:ascii="Arial" w:eastAsia="Calibri" w:hAnsi="Arial" w:cs="Arial"/>
+          <w:lang w:val="es-CO" w:eastAsia="en-US"/>
+        </w:rPr>
+        <w:fldChar w:fldCharType="end"/>
+      </w:r>
+    </w:p>
+    <w:p>
+      <w:pPr>
+        <w:spacing w:line="259" w:lineRule="auto"/>
+        <w:ind w:left="3828"/>
+        <w:rPr>
+          <w:rFonts w:ascii="Arial" w:eastAsia="Calibri" w:hAnsi="Arial" w:cs="Arial"/>
+          <w:lang w:val="es-CO" w:eastAsia="en-US"/>
+        </w:rPr>
+      </w:pPr>
+      <w:r>
+        <w:rPr>
+          <w:rFonts w:ascii="Arial" w:eastAsia="Calibri" w:hAnsi="Arial" w:cs="Arial"/>
+          <w:b/>
+          <w:bCs/>
+          <w:lang w:val="es-CO" w:eastAsia="en-US"/>
+        </w:rPr>
+        <w:t>Dirección predio:</w:t>
+      </w:r>
+      <w:r>
+        <w:rPr>
+          <w:rFonts w:ascii="Arial" w:eastAsia="Calibri" w:hAnsi="Arial" w:cs="Arial"/>
+          <w:lang w:val="es-CO" w:eastAsia="en-US"/>
+        </w:rPr>
+        <w:t xml:space="preserve"> </w:t>
+      </w:r>
+      <w:r>
+        <w:rPr>
+          <w:rFonts w:ascii="Arial" w:eastAsia="Calibri" w:hAnsi="Arial" w:cs="Arial"/>
+          <w:lang w:val="es-CO" w:eastAsia="en-US"/>
+        </w:rPr>
+        <w:fldChar w:fldCharType="begin"/>
+      </w:r>
+      <w:r>
+        <w:rPr>
+          <w:rFonts w:ascii="Arial" w:eastAsia="Calibri" w:hAnsi="Arial" w:cs="Arial"/>
+          <w:lang w:val="es-CO" w:eastAsia="en-US"/>
+        </w:rPr>
+        <w:instrText xml:space="preserve"> MERGEFIELD calle_2 </w:instrText>
+      </w:r>
+      <w:r>
+        <w:rPr>
+          <w:rFonts w:ascii="Arial" w:eastAsia="Calibri" w:hAnsi="Arial" w:cs="Arial"/>
+          <w:lang w:val="es-CO" w:eastAsia="en-US"/>
+        </w:rPr>
+        <w:fldChar w:fldCharType="separate"/>
+      </w:r>
+      <w:r>
+        <w:rPr>
+          <w:rFonts w:ascii="Arial" w:eastAsia="Calibri" w:hAnsi="Arial" w:cs="Arial"/>
+          <w:noProof/>
+          <w:lang w:val="es-CO" w:eastAsia="en-US"/>
+        </w:rPr>
+        <w:t>{{</w:t>
+      </w:r>
+      <w:r>
+        <w:rPr>
+          <w:rFonts w:ascii="Arial" w:eastAsia="Calibri" w:hAnsi="Arial" w:cs="Arial"/>
+          <w:noProof/>
+          <w:lang w:val="es-CO" w:eastAsia="en-US"/>
+        </w:rPr>
+        <w:t>calle_2</w:t>
+      </w:r>
+      <w:r>
+        <w:rPr>
+          <w:rFonts w:ascii="Arial" w:eastAsia="Calibri" w:hAnsi="Arial" w:cs="Arial"/>
+          <w:noProof/>
+          <w:lang w:val="es-CO" w:eastAsia="en-US"/>
+        </w:rPr>
+        <w:t>}}</w:t>
+      </w:r>
+      <w:r>
+        <w:rPr>
+          <w:rFonts w:ascii="Arial" w:eastAsia="Calibri" w:hAnsi="Arial" w:cs="Arial"/>
+          <w:lang w:val="es-CO" w:eastAsia="en-US"/>
+        </w:rPr>
+        <w:fldChar w:fldCharType="end"/>
+      </w:r>
+      <w:r>
+        <w:rPr>
+          <w:rFonts w:ascii="Arial" w:eastAsia="Calibri" w:hAnsi="Arial" w:cs="Arial"/>
+          <w:lang w:val="es-CO" w:eastAsia="en-US"/>
+        </w:rPr>
+        <w:t xml:space="preserve"> </w:t>
+      </w:r>
+    </w:p>
+    <w:p>
+      <w:pPr>
+        <w:spacing w:line="259" w:lineRule="auto"/>
+        <w:ind w:left="3828"/>
+        <w:rPr>
+          <w:rFonts w:ascii="Arial" w:eastAsia="Calibri" w:hAnsi="Arial" w:cs="Arial"/>
+          <w:lang w:val="es-CO" w:eastAsia="en-US"/>
+        </w:rPr>
+      </w:pPr>
+      <w:r>
+        <w:rPr>
+          <w:rFonts w:ascii="Arial" w:eastAsia="Calibri" w:hAnsi="Arial" w:cs="Arial"/>
+          <w:b/>
+          <w:bCs/>
+          <w:lang w:val="es-CO" w:eastAsia="en-US"/>
+        </w:rPr>
+        <w:t>Cuenta Contrato:</w:t>
+      </w:r>
+      <w:r>
+        <w:rPr>
+          <w:rFonts w:ascii="Arial" w:eastAsia="Calibri" w:hAnsi="Arial" w:cs="Arial"/>
+          <w:lang w:val="es-CO" w:eastAsia="en-US"/>
+        </w:rPr>
+        <w:t xml:space="preserve"> </w:t>
+      </w:r>
+      <w:r>
+        <w:rPr>
+          <w:rFonts w:ascii="Arial" w:eastAsia="Calibri" w:hAnsi="Arial" w:cs="Arial"/>
+          <w:lang w:val="es-CO" w:eastAsia="en-US"/>
+        </w:rPr>
+        <w:fldChar w:fldCharType="begin"/>
+      </w:r>
+      <w:r>
+        <w:rPr>
+          <w:rFonts w:ascii="Arial" w:eastAsia="Calibri" w:hAnsi="Arial" w:cs="Arial"/>
+          <w:lang w:val="es-CO" w:eastAsia="en-US"/>
+        </w:rPr>
+        <w:instrText xml:space="preserve"> MERGEFIELD Ctacontrato </w:instrText>
+      </w:r>
+      <w:r>
+        <w:rPr>
+          <w:rFonts w:ascii="Arial" w:eastAsia="Calibri" w:hAnsi="Arial" w:cs="Arial"/>
+          <w:lang w:val="es-CO" w:eastAsia="en-US"/>
+        </w:rPr>
+        <w:fldChar w:fldCharType="separate"/>
+      </w:r>
+      <w:r>
+        <w:rPr>
+          <w:rFonts w:ascii="Arial" w:eastAsia="Calibri" w:hAnsi="Arial" w:cs="Arial"/>
+          <w:noProof/>
+          <w:lang w:val="es-CO" w:eastAsia="en-US"/>
+        </w:rPr>
+        <w:t>{{</w:t>
+      </w:r>
+      <w:r>
+        <w:rPr>
+          <w:rFonts w:ascii="Arial" w:eastAsia="Calibri" w:hAnsi="Arial" w:cs="Arial"/>
+          <w:noProof/>
+          <w:lang w:val="es-CO" w:eastAsia="en-US"/>
+        </w:rPr>
+        <w:t>Ctacontrato</w:t>
+      </w:r>
+      <w:r>
+        <w:rPr>
+          <w:rFonts w:ascii="Arial" w:eastAsia="Calibri" w:hAnsi="Arial" w:cs="Arial"/>
+          <w:noProof/>
+          <w:lang w:val="es-CO" w:eastAsia="en-US"/>
+        </w:rPr>
+        <w:t>}}</w:t>
+      </w:r>
+      <w:r>
+        <w:rPr>
+          <w:rFonts w:ascii="Arial" w:eastAsia="Calibri" w:hAnsi="Arial" w:cs="Arial"/>
+          <w:lang w:val="es-CO" w:eastAsia="en-US"/>
+        </w:rPr>
+        <w:fldChar w:fldCharType="end"/>
+      </w:r>
+    </w:p>
+    <w:p>
+      <w:pPr>
+        <w:spacing w:line="259" w:lineRule="auto"/>
+        <w:ind w:left="3828"/>
+        <w:rPr>
+          <w:rFonts w:ascii="Arial" w:eastAsia="Calibri" w:hAnsi="Arial" w:cs="Arial"/>
+          <w:b/>
+          <w:bCs/>
+          <w:lang w:val="es-CO" w:eastAsia="en-US"/>
+        </w:rPr>
+      </w:pPr>
+      <w:r>
+        <w:rPr>
+          <w:rFonts w:ascii="Arial" w:eastAsia="Calibri" w:hAnsi="Arial" w:cs="Arial"/>
+          <w:b/>
+          <w:bCs/>
+          <w:lang w:val="es-CO" w:eastAsia="en-US"/>
+        </w:rPr>
+        <w:t xml:space="preserve">Cuenta interna: </w:t>
+      </w:r>
+      <w:r>
+        <w:rPr>
+          <w:rFonts w:ascii="Arial" w:eastAsia="Calibri" w:hAnsi="Arial" w:cs="Arial"/>
+          <w:b/>
+          <w:bCs/>
+          <w:lang w:val="es-CO" w:eastAsia="en-US"/>
+        </w:rPr>
+        <w:fldChar w:fldCharType="begin"/>
+      </w:r>
+      <w:r>
+        <w:rPr>
+          <w:rFonts w:ascii="Arial" w:eastAsia="Calibri" w:hAnsi="Arial" w:cs="Arial"/>
+          <w:b/>
+          <w:bCs/>
+          <w:lang w:val="es-CO" w:eastAsia="en-US"/>
+        </w:rPr>
+        <w:instrText xml:space="preserve"> MERGEFIELD cuenta_interna </w:instrText>
+      </w:r>
+      <w:r>
+        <w:rPr>
+          <w:rFonts w:ascii="Arial" w:eastAsia="Calibri" w:hAnsi="Arial" w:cs="Arial"/>
+          <w:b/>
+          <w:bCs/>
+          <w:lang w:val="es-CO" w:eastAsia="en-US"/>
+        </w:rPr>
+        <w:fldChar w:fldCharType="separate"/>
+      </w:r>
+      <w:r>
+        <w:rPr>
+          <w:rFonts w:ascii="Arial" w:eastAsia="Calibri" w:hAnsi="Arial" w:cs="Arial"/>
+          <w:b/>
+          <w:bCs/>
+          <w:noProof/>
+          <w:lang w:val="es-CO" w:eastAsia="en-US"/>
+        </w:rPr>
+        <w:t>{{</w:t>
+      </w:r>
+      <w:r>
+        <w:rPr>
+          <w:rFonts w:ascii="Arial" w:eastAsia="Calibri" w:hAnsi="Arial" w:cs="Arial"/>
+          <w:b/>
+          <w:bCs/>
+          <w:noProof/>
+          <w:lang w:val="es-CO" w:eastAsia="en-US"/>
+        </w:rPr>
+        <w:t>cuenta_interna</w:t>
+      </w:r>
+      <w:r>
+        <w:rPr>
+          <w:rFonts w:ascii="Arial" w:eastAsia="Calibri" w:hAnsi="Arial" w:cs="Arial"/>
+          <w:b/>
+          <w:bCs/>
+          <w:noProof/>
+          <w:lang w:val="es-CO" w:eastAsia="en-US"/>
+        </w:rPr>
+        <w:t>}}</w:t>
+      </w:r>
+      <w:r>
+        <w:rPr>
+          <w:rFonts w:ascii="Arial" w:eastAsia="Calibri" w:hAnsi="Arial" w:cs="Arial"/>
+          <w:b/>
+          <w:bCs/>
+          <w:lang w:val="es-CO" w:eastAsia="en-US"/>
+        </w:rPr>
+        <w:fldChar w:fldCharType="end"/>
+      </w:r>
+    </w:p>
+    <w:p>
+      <w:pPr>
+        <w:spacing w:line="259" w:lineRule="auto"/>
+        <w:ind w:left="4253"/>
+        <w:rPr>
+          <w:rFonts w:ascii="Arial" w:eastAsia="Calibri" w:hAnsi="Arial" w:cs="Arial"/>
+          <w:b/>
+          <w:bCs/>
+          <w:lang w:val="es-CO" w:eastAsia="en-US"/>
+        </w:rPr>
+      </w:pPr>
+    </w:p>
+    <w:p>
+      <w:pPr>
+        <w:spacing w:line="259" w:lineRule="auto"/>
+        <w:rPr>
+          <w:rFonts w:ascii="Arial" w:eastAsia="Calibri" w:hAnsi="Arial" w:cs="Arial"/>
+          <w:lang w:val="es-CO" w:eastAsia="en-US"/>
+        </w:rPr>
+      </w:pPr>
+      <w:r>
+        <w:rPr>
+          <w:rFonts w:ascii="Arial" w:eastAsia="Calibri" w:hAnsi="Arial" w:cs="Arial"/>
+          <w:lang w:val="es-CO" w:eastAsia="en-US"/>
+        </w:rPr>
+        <w:t xml:space="preserve">Respetado (a) peticionario (a) </w:t>
+      </w:r>
+      <w:r>
+        <w:rPr>
+          <w:rFonts w:ascii="Arial" w:eastAsia="Calibri" w:hAnsi="Arial" w:cs="Arial"/>
+          <w:lang w:val="es-CO" w:eastAsia="en-US"/>
+        </w:rPr>
+        <w:fldChar w:fldCharType="begin"/>
+      </w:r>
+      <w:r>
+        <w:rPr>
+          <w:rFonts w:ascii="Arial" w:eastAsia="Calibri" w:hAnsi="Arial" w:cs="Arial"/>
+          <w:lang w:val="es-CO" w:eastAsia="en-US"/>
+        </w:rPr>
+        <w:instrText xml:space="preserve"> MERGEFIELD nombre_radicado \* Caps</w:instrText>
+      </w:r>
+      <w:r>
+        <w:rPr>
+          <w:rFonts w:ascii="Arial" w:eastAsia="Calibri" w:hAnsi="Arial" w:cs="Arial"/>
+          <w:lang w:val="es-CO" w:eastAsia="en-US"/>
+        </w:rPr>
+        <w:fldChar w:fldCharType="separate"/>
+      </w:r>
+      <w:r>
+        <w:rPr>
+          <w:rFonts w:ascii="Arial" w:eastAsia="Calibri" w:hAnsi="Arial" w:cs="Arial"/>
+          <w:noProof/>
+          <w:lang w:val="es-CO" w:eastAsia="en-US"/>
+        </w:rPr>
+        <w:t>{{</w:t>
+      </w:r>
+      <w:r>
+        <w:rPr>
+          <w:rFonts w:ascii="Arial" w:eastAsia="Calibri" w:hAnsi="Arial" w:cs="Arial"/>
+          <w:noProof/>
+          <w:lang w:val="es-CO" w:eastAsia="en-US"/>
+        </w:rPr>
+        <w:t>Nombre_Radicado</w:t>
+      </w:r>
+      <w:r>
+        <w:rPr>
+          <w:rFonts w:ascii="Arial" w:eastAsia="Calibri" w:hAnsi="Arial" w:cs="Arial"/>
+          <w:noProof/>
+          <w:lang w:val="es-CO" w:eastAsia="en-US"/>
+        </w:rPr>
+        <w:t>}}</w:t>
+      </w:r>
+      <w:r>
+        <w:rPr>
+          <w:rFonts w:ascii="Arial" w:eastAsia="Calibri" w:hAnsi="Arial" w:cs="Arial"/>
+          <w:lang w:val="es-CO" w:eastAsia="en-US"/>
+        </w:rPr>
+        <w:fldChar w:fldCharType="end"/>
+      </w:r>
+      <w:r>
+        <w:rPr>
+          <w:rFonts w:ascii="Arial" w:eastAsia="Calibri" w:hAnsi="Arial" w:cs="Arial"/>
+          <w:lang w:val="es-CO" w:eastAsia="en-US"/>
+        </w:rPr>
+        <w:t>;</w:t>
+      </w:r>
+    </w:p>
+    <w:p>
+      <w:pPr>
+        <w:spacing w:line="259" w:lineRule="auto"/>
+        <w:rPr>
+          <w:rFonts w:ascii="Arial" w:eastAsia="Calibri" w:hAnsi="Arial" w:cs="Arial"/>
+          <w:lang w:val="es-CO" w:eastAsia="en-US"/>
+        </w:rPr>
+      </w:pPr>
+    </w:p>
+    <w:p>
+      <w:pPr>
+        <w:jc w:val="both"/>
+        <w:rPr>
+          <w:rFonts w:ascii="Arial" w:hAnsi="Arial" w:cs="Arial"/>
+        </w:rPr>
+      </w:pPr>
+      <w:r>
+        <w:rPr>
+          <w:rFonts w:ascii="Arial" w:hAnsi="Arial" w:cs="Arial"/>
+        </w:rPr>
+        <w:t xml:space="preserve">En atención al asunto, me permito informarle que, consultando nuestro Sistema de Información Comercial, se observa que el predio ubicado en la </w:t>
+      </w:r>
+      <w:r>
+        <w:rPr>
+          <w:rFonts w:ascii="Arial" w:eastAsia="Calibri" w:hAnsi="Arial" w:cs="Arial"/>
+          <w:b/>
+          <w:bCs/>
+          <w:lang w:val="es-CO" w:eastAsia="en-US"/>
+        </w:rPr>
+        <w:fldChar w:fldCharType="begin"/>
+      </w:r>
+      <w:r>
+        <w:rPr>
+          <w:rFonts w:ascii="Arial" w:eastAsia="Calibri" w:hAnsi="Arial" w:cs="Arial"/>
+          <w:b/>
+          <w:bCs/>
+          <w:lang w:val="es-CO" w:eastAsia="en-US"/>
+        </w:rPr>
+        <w:instrText xml:space="preserve"> MERGEFIELD calle_2 </w:instrText>
+      </w:r>
+      <w:r>
+        <w:rPr>
+          <w:rFonts w:ascii="Arial" w:eastAsia="Calibri" w:hAnsi="Arial" w:cs="Arial"/>
+          <w:b/>
+          <w:bCs/>
+          <w:lang w:val="es-CO" w:eastAsia="en-US"/>
+        </w:rPr>
+        <w:fldChar w:fldCharType="separate"/>
+      </w:r>
+      <w:r>
+        <w:rPr>
+          <w:rFonts w:ascii="Arial" w:eastAsia="Calibri" w:hAnsi="Arial" w:cs="Arial"/>
+          <w:b/>
+          <w:bCs/>
+          <w:noProof/>
+          <w:lang w:val="es-CO" w:eastAsia="en-US"/>
+        </w:rPr>
+        <w:t>{{</w:t>
+      </w:r>
+      <w:r>
+        <w:rPr>
+          <w:rFonts w:ascii="Arial" w:eastAsia="Calibri" w:hAnsi="Arial" w:cs="Arial"/>
+          <w:b/>
+          <w:bCs/>
+          <w:noProof/>
+          <w:lang w:val="es-CO" w:eastAsia="en-US"/>
+        </w:rPr>
+        <w:t>calle_2</w:t>
+      </w:r>
+      <w:r>
+        <w:rPr>
+          <w:rFonts w:ascii="Arial" w:eastAsia="Calibri" w:hAnsi="Arial" w:cs="Arial"/>
+          <w:b/>
+          <w:bCs/>
+          <w:noProof/>
+          <w:lang w:val="es-CO" w:eastAsia="en-US"/>
+        </w:rPr>
+        <w:t>}}</w:t>
+      </w:r>
+      <w:r>
+        <w:rPr>
+          <w:rFonts w:ascii="Arial" w:eastAsia="Calibri" w:hAnsi="Arial" w:cs="Arial"/>
+          <w:b/>
+          <w:bCs/>
+          <w:lang w:val="es-CO" w:eastAsia="en-US"/>
+        </w:rPr>
+        <w:fldChar w:fldCharType="end"/>
+      </w:r>
+      <w:r>
+        <w:rPr>
+          <w:rFonts w:ascii="Arial" w:hAnsi="Arial" w:cs="Arial"/>
+        </w:rPr>
+        <w:t xml:space="preserve">, </w:t>
+      </w:r>
+      <w:r>
+        <w:rPr>
+          <w:rFonts w:ascii="Arial" w:hAnsi="Arial" w:cs="Arial"/>
+          <w:bCs/>
+        </w:rPr>
+        <w:t xml:space="preserve">asociado a la cuenta contrato No. </w:t>
+      </w:r>
+      <w:r>
+        <w:rPr>
+          <w:rFonts w:ascii="Arial" w:eastAsia="Calibri" w:hAnsi="Arial" w:cs="Arial"/>
+          <w:lang w:val="es-CO" w:eastAsia="en-US"/>
+        </w:rPr>
+        <w:fldChar w:fldCharType="begin"/>
+      </w:r>
+      <w:r>
+        <w:rPr>
+          <w:rFonts w:ascii="Arial" w:eastAsia="Calibri" w:hAnsi="Arial" w:cs="Arial"/>
+          <w:lang w:val="es-CO" w:eastAsia="en-US"/>
+        </w:rPr>
+        <w:instrText xml:space="preserve"> MERGEFIELD Ctacontrato </w:instrText>
+      </w:r>
+      <w:r>
+        <w:rPr>
+          <w:rFonts w:ascii="Arial" w:eastAsia="Calibri" w:hAnsi="Arial" w:cs="Arial"/>
+          <w:lang w:val="es-CO" w:eastAsia="en-US"/>
+        </w:rPr>
+        <w:fldChar w:fldCharType="separate"/>
+      </w:r>
+      <w:r>
+        <w:rPr>
+          <w:rFonts w:ascii="Arial" w:eastAsia="Calibri" w:hAnsi="Arial" w:cs="Arial"/>
+          <w:noProof/>
+          <w:lang w:val="es-CO" w:eastAsia="en-US"/>
+        </w:rPr>
+        <w:t>{{</w:t>
+      </w:r>
+      <w:r>
+        <w:rPr>
+          <w:rFonts w:ascii="Arial" w:eastAsia="Calibri" w:hAnsi="Arial" w:cs="Arial"/>
+          <w:noProof/>
+          <w:lang w:val="es-CO" w:eastAsia="en-US"/>
+        </w:rPr>
+        <w:t>Ctacontrato</w:t>
+      </w:r>
+      <w:r>
+        <w:rPr>
+          <w:rFonts w:ascii="Arial" w:eastAsia="Calibri" w:hAnsi="Arial" w:cs="Arial"/>
+          <w:noProof/>
+          <w:lang w:val="es-CO" w:eastAsia="en-US"/>
+        </w:rPr>
+        <w:t>}}</w:t>
+      </w:r>
+      <w:r>
+        <w:rPr>
+          <w:rFonts w:ascii="Arial" w:eastAsia="Calibri" w:hAnsi="Arial" w:cs="Arial"/>
+          <w:lang w:val="es-CO" w:eastAsia="en-US"/>
+        </w:rPr>
+        <w:fldChar w:fldCharType="end"/>
+      </w:r>
+      <w:r>
+        <w:rPr>
+          <w:rFonts w:ascii="Arial" w:eastAsia="Calibri" w:hAnsi="Arial" w:cs="Arial"/>
+          <w:lang w:val="es-CO" w:eastAsia="en-US"/>
+        </w:rPr>
+        <w:t xml:space="preserve"> </w:t>
+      </w:r>
+      <w:r>
+        <w:rPr>
+          <w:rFonts w:ascii="Arial" w:hAnsi="Arial" w:cs="Arial"/>
+          <w:bCs/>
+        </w:rPr>
+        <w:t xml:space="preserve">, </w:t>
+      </w:r>
+      <w:r>
+        <w:rPr>
+          <w:rFonts w:ascii="Arial" w:hAnsi="Arial" w:cs="Arial"/>
+        </w:rPr>
+        <w:t xml:space="preserve">a la fecha se encuentra a </w:t>
+      </w:r>
+      <w:r>
+        <w:rPr>
+          <w:rFonts w:ascii="Arial" w:hAnsi="Arial" w:cs="Arial"/>
+          <w:bCs/>
+        </w:rPr>
+        <w:t>PAZ Y SALVO</w:t>
+      </w:r>
+      <w:r>
+        <w:rPr>
+          <w:rFonts w:ascii="Arial" w:hAnsi="Arial" w:cs="Arial"/>
+        </w:rPr>
+        <w:t xml:space="preserve"> con la Empresa por concepto de servicio de Acueducto y Alcantarillado. Así mismo fue retirado de facturación.</w:t>
+      </w:r>
+    </w:p>
+    <w:p>
+      <w:pPr>
+        <w:pStyle w:val="Textoindependiente3"/>
+        <w:spacing w:after="0"/>
+        <w:rPr>
+          <w:rFonts w:cs="Arial"/>
+          <w:sz w:val="20"/>
+          <w:szCs w:val="20"/>
+        </w:rPr>
+      </w:pPr>
+    </w:p>
+    <w:p>
+      <w:pPr>
+        <w:rPr>
+          <w:rFonts w:ascii="Arial" w:eastAsia="Calibri" w:hAnsi="Arial" w:cs="Arial"/>
+          <w:lang w:val="es-CO" w:eastAsia="en-US"/>
+        </w:rPr>
+      </w:pPr>
+      <w:r>
+        <w:rPr>
+          <w:rFonts w:ascii="Arial" w:hAnsi="Arial" w:cs="Arial"/>
+        </w:rPr>
+        <w:t xml:space="preserve">La presente constancia se expide a solicitud de </w:t>
+      </w:r>
+      <w:r>
+        <w:rPr>
+          <w:rFonts w:ascii="Arial" w:eastAsia="Calibri" w:hAnsi="Arial" w:cs="Arial"/>
+          <w:lang w:val="es-CO" w:eastAsia="en-US"/>
+        </w:rPr>
+        <w:fldChar w:fldCharType="begin"/>
+      </w:r>
+      <w:r>
+        <w:rPr>
+          <w:rFonts w:ascii="Arial" w:eastAsia="Calibri" w:hAnsi="Arial" w:cs="Arial"/>
+          <w:lang w:val="es-CO" w:eastAsia="en-US"/>
+        </w:rPr>
+        <w:instrText xml:space="preserve"> MERGEFIELD nombre_radicado \* Upper</w:instrText>
+      </w:r>
+      <w:r>
+        <w:rPr>
+          <w:rFonts w:ascii="Arial" w:eastAsia="Calibri" w:hAnsi="Arial" w:cs="Arial"/>
+          <w:lang w:val="es-CO" w:eastAsia="en-US"/>
+        </w:rPr>
+        <w:fldChar w:fldCharType="separate"/>
+      </w:r>
+      <w:r>
+        <w:rPr>
+          <w:rFonts w:ascii="Arial" w:eastAsia="Calibri" w:hAnsi="Arial" w:cs="Arial"/>
+          <w:noProof/>
+          <w:lang w:val="es-CO" w:eastAsia="en-US"/>
+        </w:rPr>
+        <w:t>{{nombre_radicado}}</w:t>
+      </w:r>
+      <w:r>
+        <w:rPr>
+          <w:rFonts w:ascii="Arial" w:eastAsia="Calibri" w:hAnsi="Arial" w:cs="Arial"/>
+          <w:lang w:val="es-CO" w:eastAsia="en-US"/>
+        </w:rPr>
+        <w:fldChar w:fldCharType="end"/>
+      </w:r>
+      <w:r>
+        <w:rPr>
+          <w:rFonts w:ascii="Arial" w:hAnsi="Arial" w:cs="Arial"/>
+        </w:rPr>
+        <w:t>.</w:t>
+      </w:r>
+    </w:p>
+    <w:p>
+      <w:pPr>
+        <w:pStyle w:val="Textoindependiente3"/>
+        <w:spacing w:after="0"/>
+        <w:rPr>
+          <w:rFonts w:cs="Arial"/>
+          <w:sz w:val="20"/>
+          <w:szCs w:val="20"/>
+        </w:rPr>
+      </w:pPr>
+    </w:p>
+    <w:p>
+      <w:pPr>
+        <w:jc w:val="both"/>
+        <w:rPr>
+          <w:rFonts w:ascii="Arial" w:hAnsi="Arial" w:cs="Arial"/>
+        </w:rPr>
+      </w:pPr>
+      <w:r>
+        <w:rPr>
+          <w:rFonts w:ascii="Arial" w:hAnsi="Arial" w:cs="Arial"/>
+        </w:rPr>
+        <w:t>Esperamos haber atendido de manera adecuada su solicitud no sin antes reiterarle nuestro compromiso de dar solución oportuna a sus requerimientos, y quedamos atentos ante cualquier inquietud.</w:t>
+      </w:r>
+    </w:p>
+    <w:p>
+      <w:pPr>
+        <w:jc w:val="both"/>
+        <w:rPr>
+          <w:rFonts w:ascii="Arial" w:hAnsi="Arial" w:cs="Arial"/>
+        </w:rPr>
+      </w:pPr>
+    </w:p>
+    <w:p>
+      <w:pPr>
+        <w:spacing w:after="160" w:line="259" w:lineRule="auto"/>
+        <w:ind w:right="-21"/>
+        <w:contextualSpacing/>
+        <w:jc w:val="both"/>
+        <w:rPr>
+          <w:rFonts w:ascii="Arial" w:eastAsia="Calibri" w:hAnsi="Arial" w:cs="Arial"/>
+          <w:i/>
+          <w:sz w:val="16"/>
+          <w:szCs w:val="16"/>
+          <w:lang w:val="es-CO" w:eastAsia="en-US"/>
+        </w:rPr>
+      </w:pPr>
+    </w:p>
+    <w:p>
+      <w:pPr>
+        <w:spacing w:after="160" w:line="259" w:lineRule="auto"/>
+        <w:ind w:right="-21"/>
+        <w:contextualSpacing/>
+        <w:jc w:val="both"/>
+        <w:rPr>
+          <w:rFonts w:ascii="Arial" w:eastAsia="Calibri" w:hAnsi="Arial" w:cs="Arial"/>
+          <w:i/>
+          <w:sz w:val="16"/>
+          <w:szCs w:val="16"/>
+          <w:lang w:val="es-CO" w:eastAsia="en-US"/>
+        </w:rPr>
+      </w:pPr>
+    </w:p>
+    <w:p>
+      <w:pPr>
+        <w:spacing w:after="160" w:line="259" w:lineRule="auto"/>
+        <w:ind w:right="-21"/>
+        <w:contextualSpacing/>
+        <w:jc w:val="both"/>
+        <w:rPr>
+          <w:rFonts w:ascii="Arial" w:eastAsia="Calibri" w:hAnsi="Arial" w:cs="Arial"/>
+          <w:b/>
+          <w:noProof/>
+          <w:sz w:val="22"/>
+          <w:szCs w:val="22"/>
+          <w:lang w:val="es-CO" w:eastAsia="en-US"/>
+        </w:rPr>
+      </w:pPr>
+      <w:r>
+        <w:rPr>
+          <w:rFonts w:ascii="Arial" w:eastAsia="Calibri" w:hAnsi="Arial" w:cs="Arial"/>
+          <w:i/>
+          <w:sz w:val="16"/>
+          <w:szCs w:val="16"/>
+          <w:lang w:val="es-CO" w:eastAsia="en-US"/>
+        </w:rPr>
+        <w:t xml:space="preserve">Visite nuestra página </w:t>
+      </w:r>
+      <w:hyperlink r:id="rId9" w:history="1">
+        <w:r>
+          <w:rPr>
+            <w:rFonts w:ascii="Arial" w:eastAsia="Calibri" w:hAnsi="Arial" w:cs="Arial"/>
+            <w:i/>
+            <w:color w:val="0000FF"/>
+            <w:sz w:val="16"/>
+            <w:szCs w:val="16"/>
+            <w:u w:val="single"/>
+            <w:lang w:val="es-CO" w:eastAsia="en-US"/>
+          </w:rPr>
+          <w:t>www.acueducto.com.co</w:t>
+        </w:r>
+      </w:hyperlink>
+      <w:r>
+        <w:rPr>
+          <w:rFonts w:ascii="Arial" w:eastAsia="Calibri" w:hAnsi="Arial" w:cs="Arial"/>
+          <w:i/>
+          <w:sz w:val="16"/>
+          <w:szCs w:val="16"/>
+          <w:lang w:val="es-CO" w:eastAsia="en-US"/>
+        </w:rPr>
+        <w:t>, pestaña "Servicios" y revise las "Recomendaciones para hacer uso adecuado del agua” y compartirlas con su familia. Agradecemos su atención y cuente con nosotros</w:t>
+      </w:r>
+      <w:r>
+        <w:rPr>
+          <w:rFonts w:ascii="Arial" w:eastAsia="Calibri" w:hAnsi="Arial" w:cs="Arial"/>
+          <w:i/>
+          <w:sz w:val="22"/>
+          <w:szCs w:val="22"/>
+          <w:lang w:val="es-CO" w:eastAsia="en-US"/>
+        </w:rPr>
+        <w:t>.</w:t>
+      </w:r>
+    </w:p>
+    <w:p>
+      <w:pPr>
+        <w:jc w:val="both"/>
+        <w:rPr>
+          <w:rFonts w:ascii="Arial" w:hAnsi="Arial" w:cs="Arial"/>
+          <w:lang w:val="es-CO"/>
+        </w:rPr>
+      </w:pPr>
+    </w:p>
+    <w:p>
+      <w:pPr>
+        <w:jc w:val="both"/>
+        <w:rPr>
+          <w:rFonts w:ascii="Arial" w:hAnsi="Arial" w:cs="Arial"/>
+          <w:lang w:val="es-CO"/>
+        </w:rPr>
+      </w:pPr>
+    </w:p>
+    <w:p>
+      <w:pPr>
+        <w:jc w:val="both"/>
+        <w:rPr>
+          <w:rFonts w:ascii="Arial" w:hAnsi="Arial" w:cs="Arial"/>
+          <w:lang w:val="es-CO"/>
+        </w:rPr>
+      </w:pPr>
+      <w:r>
+        <w:rPr>
+          <w:rFonts w:ascii="Arial" w:hAnsi="Arial" w:cs="Arial"/>
+          <w:lang w:val="es-CO"/>
+        </w:rPr>
+        <w:t>Cordialmente,</w:t>
+      </w:r>
+    </w:p>
+    <w:p>
+      <w:pPr>
+        <w:jc w:val="both"/>
+        <w:rPr>
+          <w:rFonts w:ascii="Arial" w:hAnsi="Arial" w:cs="Arial"/>
+          <w:lang w:val="es-CO"/>
+        </w:rPr>
+      </w:pPr>
+    </w:p>
+    <w:p>
+      <w:pPr>
+        <w:jc w:val="both"/>
+        <w:rPr>
+          <w:rFonts w:ascii="Arial" w:hAnsi="Arial" w:cs="Arial"/>
+          <w:lang w:val="es-CO"/>
+        </w:rPr>
+      </w:pPr>
+    </w:p>
+    <w:p>
+      <w:pPr>
+        <w:jc w:val="center"/>
+        <w:rPr>
+          <w:rFonts w:ascii="Arial" w:hAnsi="Arial" w:cs="Arial"/>
+          <w:lang w:val="es-CO"/>
+        </w:rPr>
+      </w:pPr>
+      <w:r>
+        <w:rPr>
+          <w:rFonts w:ascii="Arial" w:hAnsi="Arial" w:cs="Arial"/>
+          <w:b/>
+          <w:bCs/>
+          <w:lang w:val="es-CO"/>
+        </w:rPr>
+        <w:t>WILLIAM EDUARDO FORERO VARON</w:t>
+      </w:r>
+    </w:p>
+    <w:p>
+      <w:pPr>
+        <w:jc w:val="center"/>
+        <w:rPr>
+          <w:rFonts w:ascii="Arial" w:hAnsi="Arial" w:cs="Arial"/>
+          <w:lang w:val="es-CO"/>
+        </w:rPr>
+      </w:pPr>
+      <w:r>
+        <w:rPr>
+          <w:rFonts w:ascii="Arial" w:hAnsi="Arial" w:cs="Arial"/>
+          <w:lang w:val="es-CO"/>
+        </w:rPr>
+        <w:t>Profesional División Atención al Cliente Zona 4</w:t>
+      </w:r>
+    </w:p>
+    <w:p>
+      <w:pPr>
+        <w:jc w:val="both"/>
+        <w:rPr>
+          <w:rFonts w:ascii="Arial" w:hAnsi="Arial" w:cs="Arial"/>
+          <w:sz w:val="16"/>
+          <w:szCs w:val="16"/>
+        </w:rPr>
+      </w:pPr>
+    </w:p>
+    <w:p>
+      <w:pPr>
+        <w:ind w:left="3540" w:hanging="3540"/>
+        <w:jc w:val="both"/>
+        <w:rPr>
+          <w:rFonts w:ascii="Arial" w:hAnsi="Arial" w:cs="Arial"/>
+          <w:sz w:val="16"/>
+          <w:szCs w:val="16"/>
+        </w:rPr>
+      </w:pPr>
+      <w:r>
+        <w:rPr>
+          <w:rFonts w:ascii="Arial" w:hAnsi="Arial" w:cs="Arial"/>
+          <w:sz w:val="16"/>
+          <w:szCs w:val="16"/>
+        </w:rPr>
+        <w:t xml:space="preserve">Revisó: </w:t>
+      </w:r>
+      <w:r>
+        <w:rPr>
+          <w:rFonts w:ascii="Arial" w:hAnsi="Arial" w:cs="Arial"/>
+          <w:sz w:val="16"/>
+          <w:szCs w:val="16"/>
+        </w:rPr>
+        <w:t>William Eduardo Forero Varón- Profesional División Atención al Cliente Zona 4</w:t>
+      </w:r>
+    </w:p>
+    <w:p>
+      <w:pPr>
+        <w:jc w:val="both"/>
+        <w:rPr>
+          <w:rFonts w:ascii="Arial" w:hAnsi="Arial" w:cs="Arial"/>
+          <w:sz w:val="16"/>
+          <w:szCs w:val="16"/>
+        </w:rPr>
+      </w:pPr>
+      <w:r>
+        <w:rPr>
+          <w:rFonts w:ascii="Arial" w:hAnsi="Arial" w:cs="Arial"/>
+          <w:sz w:val="16"/>
+          <w:szCs w:val="16"/>
+        </w:rPr>
+        <w:t>Proyectó: Michael B.</w:t>
+      </w:r>
+    </w:p>
+    <w:p>
+      <w:pPr>
+        <w:jc w:val="both"/>
+      </w:pPr>
+    </w:p>
+    <w:p>
+      <w:pPr>
+        <w:jc w:val="both"/>
+        <w:rPr>
+          <w:rFonts w:ascii="Arial" w:hAnsi="Arial" w:cs="Arial"/>
+          <w:sz w:val="16"/>
+          <w:szCs w:val="16"/>
+        </w:rPr>
+      </w:pPr>
+    </w:p>
+    <w:p>
+      <w:pPr>
+        <w:jc w:val="both"/>
+      </w:pPr>
+    </w:p>
+    <w:p>
+      <w:pPr>
         <w:jc w:val="both"/>
       </w:pPr>
     </w:p>
     <w:sectPr>
-      <w:headerReference w:type="default" r:id="rId9"/>
-      <w:footerReference w:type="default" r:id="rId10"/>
+      <w:headerReference w:type="default" r:id="rId10"/>
+      <w:footerReference w:type="default" r:id="rId11"/>
       <w:pgSz w:w="12240" w:h="15840" w:code="1"/>
       <w:pgMar w:top="1985" w:right="1134" w:bottom="1134" w:left="1560" w:header="567" w:footer="227" w:gutter="0"/>
       <w:cols w:space="720"/>
@@ -2957,21 +4270,21 @@
         <v:path o:extrusionok="f" gradientshapeok="t" o:connecttype="rect"/>
         <o:lock v:ext="edit" aspectratio="t"/>
       </v:shapetype>
-      <v:shape id="_x0000_i1233" type="#_x0000_t75" style="width:12.75pt;height:12.75pt" o:bullet="t">
+      <v:shape id="_x0000_i1029" type="#_x0000_t75" style="width:12.75pt;height:12.75pt" o:bullet="t">
         <v:imagedata r:id="rId1" o:title="mso2D3D"/>
       </v:shape>
     </w:pict>
   </w:numPicBullet>
   <w:numPicBullet w:numPicBulletId="1">
     <w:pict>
-      <v:shape id="_x0000_i1234" type="#_x0000_t75" style="width:12.75pt;height:12.75pt" o:bullet="t">
+      <v:shape id="_x0000_i1030" type="#_x0000_t75" style="width:12.75pt;height:12.75pt" o:bullet="t">
         <v:imagedata r:id="rId2" o:title="msoCA65"/>
       </v:shape>
     </w:pict>
   </w:numPicBullet>
   <w:numPicBullet w:numPicBulletId="2">
     <w:pict>
-      <v:shape id="_x0000_i1235" type="#_x0000_t75" style="width:69pt;height:54pt" o:bullet="t">
+      <v:shape id="_x0000_i1031" type="#_x0000_t75" style="width:69pt;height:54pt" o:bullet="t">
         <v:imagedata r:id="rId3" o:title="clip_image002"/>
       </v:shape>
     </w:pict>
@@ -9611,7 +10924,7 @@
 </file>
 
 <file path=customXml/itemProps1.xml><?xml version="1.0" encoding="utf-8"?>
-<ds:datastoreItem xmlns:ds="http://schemas.openxmlformats.org/officeDocument/2006/customXml" ds:itemID="{5493EBD2-8379-4EDE-B3FB-5F7738DE526B}">
+<ds:datastoreItem xmlns:ds="http://schemas.openxmlformats.org/officeDocument/2006/customXml" ds:itemID="{BE9AD694-760A-419A-BDCD-1D9FB72B9D29}">
   <ds:schemaRefs>
     <ds:schemaRef ds:uri="http://schemas.openxmlformats.org/officeDocument/2006/bibliography"/>
   </ds:schemaRefs>
